--- a/docs/Synthese_wachtlijsten_Vlaanderen_v1.1_2026-10-01.docx
+++ b/docs/Synthese_wachtlijsten_Vlaanderen_v1.1_2026-10-01.docx
@@ -2168,7 +2168,7 @@
                 <w:sz w:val="18"/>
                 <w:szCs w:val="18"/>
               </w:rPr>
-              <w:t xml:space="preserve">één lezing / secundair</w:t>
+              <w:t xml:space="preserve">één lezing</w:t>
             </w:r>
           </w:p>
         </w:tc>
@@ -11357,7 +11357,7 @@
                 <w:sz w:val="18"/>
                 <w:szCs w:val="18"/>
               </w:rPr>
-              <w:t xml:space="preserve">basisonderwijs 2.184 (7,3 % van de vraag), secundair 3.731 (15,1 %) – samen ± 5.700</w:t>
+              <w:t xml:space="preserve">basisonderwijs 2.184 (7,3 % van het verwachte aanbod), secundair 3.731 (15,1 %) – samen ± 5.700</w:t>
             </w:r>
           </w:p>
         </w:tc>
@@ -11391,7 +11391,7 @@
                 <w:sz w:val="18"/>
                 <w:szCs w:val="18"/>
               </w:rPr>
-              <w:t xml:space="preserve">capaciteitsmonitor HIVA/VUB, augustus 2025 (via pers)</w:t>
+              <w:t xml:space="preserve">capaciteitsmonitor HIVA/VUB, augustus 2025, tabellen 3.12 en 3.17</w:t>
             </w:r>
           </w:p>
         </w:tc>
@@ -15761,7 +15761,7 @@
                 <w:sz w:val="18"/>
                 <w:szCs w:val="18"/>
               </w:rPr>
-              <w:t xml:space="preserve">Capaciteitsmonitor-rapport zelf lezen (nu via pers); LOP-rapport Antwerpen 2026; leerlingen 2023-24 tot 2025-26 uit Dataloep</w:t>
+              <w:t xml:space="preserve">LOP-rapport Antwerpen 2026 (nu via pers); leerlingen 2023-24 tot 2025-26 uit Dataloep; tweede lezing capaciteitsmonitor</w:t>
             </w:r>
           </w:p>
         </w:tc>
@@ -15795,7 +15795,7 @@
                 <w:sz w:val="18"/>
                 <w:szCs w:val="18"/>
               </w:rPr>
-              <w:t xml:space="preserve">dev-sessie (lopend); Dataloep-export</w:t>
+              <w:t xml:space="preserve">LOP opvragen; Dataloep-export</w:t>
             </w:r>
           </w:p>
         </w:tc>

--- a/docs/Synthese_wachtlijsten_Vlaanderen_v1.1_2026-10-01.docx
+++ b/docs/Synthese_wachtlijsten_Vlaanderen_v1.1_2026-10-01.docx
@@ -71,7 +71,7 @@
           <w:sz w:val="20"/>
           <w:szCs w:val="20"/>
         </w:rPr>
-        <w:t xml:space="preserve">Projectdocument Wachtlijsten-Joannes · versie 1.1 (ronde 4: collectief maatwerk, woonzorg, buitengewoon onderwijs en sociale koop toegevoegd) · opgesteld voor de projectaansturing</w:t>
+        <w:t xml:space="preserve">Projectdocument Wachtlijsten-Joannes · versie 1.1a (ronde 4, na tweede lezing: collectief maatwerk, woonzorg, buitengewoon onderwijs en sociale koop toegevoegd) · opgesteld voor de projectaansturing</w:t>
       </w:r>
     </w:p>
     <w:p>
@@ -382,7 +382,7 @@
           <w:sz w:val="22"/>
           <w:szCs w:val="22"/>
         </w:rPr>
-        <w:t xml:space="preserve"> is 4.259 van de goedgekeurde capaciteit uitgesteld en 509 vervallen omdat bouwers, banken en personeel niet volgen. In het </w:t>
+        <w:t xml:space="preserve"> is 4.109 van de goedgekeurde capaciteit uitgesteld en 509 vervallen omdat bouwers, banken en personeel niet volgen. In het </w:t>
       </w:r>
       <w:r>
         <w:rPr>
@@ -1824,7 +1824,7 @@
                 <w:sz w:val="18"/>
                 <w:szCs w:val="18"/>
               </w:rPr>
-              <w:t xml:space="preserve">één lezing + open data</w:t>
+              <w:t xml:space="preserve">dubbel gelezen + open data</w:t>
             </w:r>
           </w:p>
         </w:tc>
@@ -1894,7 +1894,7 @@
                 <w:sz w:val="18"/>
                 <w:szCs w:val="18"/>
               </w:rPr>
-              <w:t xml:space="preserve">2.110 goedgekeurde woongelegenheden nog te realiseren; 4.259 uitgesteld (1-1-2026)</w:t>
+              <w:t xml:space="preserve">2.110 goedgekeurde woongelegenheden nog te realiseren; 4.109 uitgesteld (1-1-2026)</w:t>
             </w:r>
           </w:p>
         </w:tc>
@@ -1996,7 +1996,7 @@
                 <w:sz w:val="18"/>
                 <w:szCs w:val="18"/>
               </w:rPr>
-              <w:t xml:space="preserve">één lezing</w:t>
+              <w:t xml:space="preserve">dubbel gelezen</w:t>
             </w:r>
           </w:p>
         </w:tc>
@@ -2168,7 +2168,7 @@
                 <w:sz w:val="18"/>
                 <w:szCs w:val="18"/>
               </w:rPr>
-              <w:t xml:space="preserve">één lezing</w:t>
+              <w:t xml:space="preserve">dubbel gelezen</w:t>
             </w:r>
           </w:p>
         </w:tc>
@@ -3324,7 +3324,7 @@
           <w:sz w:val="22"/>
           <w:szCs w:val="22"/>
         </w:rPr>
-        <w:t xml:space="preserve"> en wordt het verschil in een opmerking toegelicht. Op 1 oktober 2026 telt de databank 304 cijfers: 169 dubbel gelezen, 103 één keer gelezen, 26 ongecontroleerd en 6 betwist. Nieuw in deze versie is een reeks die rechtstreeks van een open-dataplatform komt (collectief maatwerk): daar vervalt de leesstap, maar blijft de eigen optelling te controleren.</w:t>
+        <w:t xml:space="preserve"> en wordt het verschil in een opmerking toegelicht. Op 1 oktober 2026 telt de databank 306 cijfers, waarvan 259 dubbel gelezen; de rest is één keer gelezen, ongecontroleerd (secundaire bron) of betwist. Nieuw in deze versie is een reeks die rechtstreeks van een open-dataplatform komt (collectief maatwerk): daar vervalt de leesstap, maar blijft de eigen optelling te controleren.</w:t>
       </w:r>
     </w:p>
     <w:p>
@@ -9892,7 +9892,7 @@
                 <w:sz w:val="18"/>
                 <w:szCs w:val="18"/>
               </w:rPr>
-              <w:t xml:space="preserve">Doorstroom naar regulier werk</w:t>
+              <w:t xml:space="preserve">Doorstroom naar het reguliere circuit</w:t>
             </w:r>
           </w:p>
         </w:tc>
@@ -10303,7 +10303,7 @@
           <w:sz w:val="18"/>
           <w:szCs w:val="18"/>
         </w:rPr>
-        <w:t xml:space="preserve">Figuur 7 – Wat er met de goedgekeurde capaciteit uit de erkenningskalender gebeurde, stand 1 januari 2026 (SV 400, Schryvers).</w:t>
+        <w:t xml:space="preserve">Figuur 7 – Wat er met de goedgekeurde capaciteit uit de erkenningskalender gebeurde, stand 1 januari 2026 (SV 400, Schryvers; uitstel voor de vijf provincies, Brussel 150 apart).</w:t>
       </w:r>
     </w:p>
     <w:tbl>
@@ -10672,7 +10672,7 @@
                 <w:sz w:val="18"/>
                 <w:szCs w:val="18"/>
               </w:rPr>
-              <w:t xml:space="preserve">Uitgesteld sinds de omzendbrief van mei 2021 (cumulatief)</w:t>
+              <w:t xml:space="preserve">Uitgesteld sinds de omzendbrief van mei 2021 (cumulatief, 5 provincies)</w:t>
             </w:r>
           </w:p>
         </w:tc>
@@ -10706,7 +10706,7 @@
                 <w:sz w:val="18"/>
                 <w:szCs w:val="18"/>
               </w:rPr>
-              <w:t xml:space="preserve">3.509 (feb 2025)</w:t>
+              <w:t xml:space="preserve">3.509 (begin 2025)</w:t>
             </w:r>
           </w:p>
         </w:tc>
@@ -10740,7 +10740,7 @@
                 <w:sz w:val="18"/>
                 <w:szCs w:val="18"/>
               </w:rPr>
-              <w:t xml:space="preserve">4.259 (+ 323 kortverblijf)</w:t>
+              <w:t xml:space="preserve">4.109 (+ 323 kortverblijf); Brussel 150 apart</w:t>
             </w:r>
           </w:p>
         </w:tc>
@@ -10776,7 +10776,7 @@
                 <w:sz w:val="18"/>
                 <w:szCs w:val="18"/>
               </w:rPr>
-              <w:t xml:space="preserve">Vervallen (niet gerealiseerd)</w:t>
+              <w:t xml:space="preserve">Vervallen (niet gerealiseerd, alle kalenders)</w:t>
             </w:r>
           </w:p>
         </w:tc>
@@ -10810,7 +10810,7 @@
                 <w:sz w:val="18"/>
                 <w:szCs w:val="18"/>
               </w:rPr>
-              <w:t xml:space="preserve">112 of 327, naargelang de bron</w:t>
+              <w:t xml:space="preserve">327 (+ 28 kortverblijf); enkel kalender 2020-2025: 112</w:t>
             </w:r>
           </w:p>
         </w:tc>
@@ -11031,7 +11031,7 @@
           <w:sz w:val="22"/>
           <w:szCs w:val="22"/>
         </w:rPr>
-        <w:t xml:space="preserve">. Hier is de wachtlijst onzichtbaar gemaakt door haar niet te meten, terwijl de vergrijzing de vraag voorspelbaar doet stijgen. De overheid plant capaciteit, financiert ze en reserveert het geld, maar 4.259 goedgekeurde woongelegenheden staan in de wacht bij de bouwers zelf. Dat is budgettair comfortabel – gereserveerd geld dat niet uitgegeven wordt – maar het betekent dat ouderen met een zware zorgnood langer thuis blijven met mantelzorg en thuiszorg, of in een ziekenhuisbed wachten. Zonder bewonerswachtlijst kan niemand zeggen hoeveel mensen dat zijn. De programmatiestop tot eind 2026 bevriest bovendien nieuwe initiatieven, net in de jaren dat de babyboomgeneratie de 80 nadert.</w:t>
+        <w:t xml:space="preserve">. Hier is de wachtlijst onzichtbaar gemaakt door haar niet te meten, terwijl de vergrijzing de vraag voorspelbaar doet stijgen. De overheid plant capaciteit, financiert ze en reserveert het geld, maar 4.109 goedgekeurde woongelegenheden staan in de wacht bij de bouwers zelf. Dat is budgettair comfortabel – gereserveerd geld dat niet uitgegeven wordt – maar het betekent dat ouderen met een zware zorgnood langer thuis blijven met mantelzorg en thuiszorg, of in een ziekenhuisbed wachten. Zonder bewonerswachtlijst kan niemand zeggen hoeveel mensen dat zijn. De programmatiestop tot eind 2026 bevriest bovendien nieuwe initiatieven, net in de jaren dat de babyboomgeneratie de 80 nadert.</w:t>
       </w:r>
     </w:p>
     <w:p>
@@ -13688,7 +13688,7 @@
                 <w:sz w:val="17"/>
                 <w:szCs w:val="17"/>
               </w:rPr>
-              <w:t xml:space="preserve">uitgesteld 3.509 → 4.259 woongelegenheden (+21 %); vervallen 327 → 509</w:t>
+              <w:t xml:space="preserve">uitgesteld 3.509 → 4.109 woongelegenheden (+17 %); vervallen 327 → 509</w:t>
             </w:r>
           </w:p>
         </w:tc>
@@ -15657,7 +15657,7 @@
                 <w:sz w:val="18"/>
                 <w:szCs w:val="18"/>
               </w:rPr>
-              <w:t xml:space="preserve">Nieuwe erkenningskalender (regering, zomer 2026); discrepantie vervallen kalenders 112/327 uitklaren; bewonerswachtlijst bestaat niet</w:t>
+              <w:t xml:space="preserve">Nieuwe erkenningskalender (regering, zomer 2026); bewonerswachtlijst bestaat niet</w:t>
             </w:r>
           </w:p>
         </w:tc>
@@ -15865,7 +15865,7 @@
                 <w:sz w:val="18"/>
                 <w:szCs w:val="18"/>
               </w:rPr>
-              <w:t xml:space="preserve">Tweede lezing van 135 cijfers met status 'bron gelezen' of lager</w:t>
+              <w:t xml:space="preserve">Tweede lezing van 47 cijfers met status 'bron gelezen' of lager (306 cijfers, 259 gecontroleerd)</w:t>
             </w:r>
           </w:p>
         </w:tc>
